--- a/applications/smaller_firms/letters/25_Will_McGowan_CoverLetter_VirtuFinancial.docx
+++ b/applications/smaller_firms/letters/25_Will_McGowan_CoverLetter_VirtuFinancial.docx
@@ -139,7 +139,7 @@
         <w:rPr>
           <w:b w:val="0"/>
         </w:rPr>
-        <w:t>Most of what I am proudest of comes down to good decisions made with incomplete information. My lifetime poker cash-game winnings of over £40,000 came from expected-value reasoning, disciplined bet sizing and a strict 50-buy-in bankroll rule, and I finished 14th at the Irish U19 Chess Championships in 2023. As Vice-President and then President of the Strathclyde Poker Society, I ran weekly tournaments for around 60 players on a £600-per-semester budget, reconciling every buy-in and prize pool.</w:t>
+        <w:t>Most of what I am proudest of comes down to good decisions made with incomplete information. My lifetime poker cash-game winnings of over £40,000 came from expected-value reasoning, disciplined bet sizing and a strict 50-buy-in bankroll rule. I also finished 14th at the Irish U19 Chess Championships in 2023 and won 21 of 22 games in a simultaneous exhibition against players with an average rating of 1860. As Vice-President and then President of the Strathclyde Poker Society, I ran weekly tournaments for around 60 players on a £600-per-semester budget, reconciling every buy-in and prize pool.</w:t>
       </w:r>
     </w:p>
     <w:p>

--- a/applications/smaller_firms/letters/25_Will_McGowan_CoverLetter_VirtuFinancial.docx
+++ b/applications/smaller_firms/letters/25_Will_McGowan_CoverLetter_VirtuFinancial.docx
@@ -139,7 +139,7 @@
         <w:rPr>
           <w:b w:val="0"/>
         </w:rPr>
-        <w:t>Most of what I am proudest of comes down to good decisions made with incomplete information. My lifetime poker cash-game winnings of over £40,000 came from expected-value reasoning, disciplined bet sizing and a strict 50-buy-in bankroll rule. I also finished 14th at the Irish U19 Chess Championships in 2023 and won 21 of 22 games in a simultaneous exhibition against players with an average rating of 1860. As Vice-President and then President of the Strathclyde Poker Society, I ran weekly tournaments for around 60 players on a £600-per-semester budget, reconciling every buy-in and prize pool.</w:t>
+        <w:t>Most of what I am proudest of comes down to good decisions made with incomplete information. My lifetime poker cash-game winnings of over £40,000 came from expected-value reasoning, disciplined bet sizing and a strict 50-buy-in bankroll rule. I also finished 14th at the Irish U19 Chess Championships in 2023 and won 21 of 22 games in a simultaneous exhibition against players with an average FIDE rating of 1860. As Vice-President and then President of the Strathclyde Poker Society, I ran weekly tournaments for around 60 players on a £600-per-semester budget, reconciling every buy-in and prize pool.</w:t>
       </w:r>
     </w:p>
     <w:p>

--- a/applications/smaller_firms/letters/25_Will_McGowan_CoverLetter_VirtuFinancial.docx
+++ b/applications/smaller_firms/letters/25_Will_McGowan_CoverLetter_VirtuFinancial.docx
@@ -150,7 +150,7 @@
         <w:rPr>
           <w:b w:val="0"/>
         </w:rPr>
-        <w:t>I pair that instinct with quantitative work I can defend line by line. I built a Monte Carlo option pricer in which a geometric-Asian control variate cut the standard error of arithmetic-Asian estimates by 97.24% at 100,000 paths, and my dissertation forecasts European gas volatility with mixed-frequency (MIDAS) models, testing whether better forecasts improve a volatility-targeted TTF futures strategy. Proprietary trading appeals to me because the feedback is immediate and impartial: every decision is priced, and improving means learning faster than the market. Nearly two years of busy bar shifts alongside full-time study, and now running the drinks programme as Head Mixologist at a new 200-cover Glasgow venue, have taught me to stay accurate when speed matters.</w:t>
+        <w:t>I pair that instinct with quantitative work I can defend line by line. I built a Monte Carlo option pricer in which a geometric-Asian control variate cut the standard error of arithmetic-Asian estimates by 97% at 100,000 paths, and my dissertation forecasts European gas volatility with mixed-frequency (MIDAS) models, testing whether better forecasts improve a volatility-targeted TTF futures strategy. Proprietary trading appeals to me because the feedback is immediate and impartial: every decision is priced, and improving means learning faster than the market. Nearly two years of busy bar shifts alongside full-time study, and now running the drinks programme as Head Mixologist at a new 200-cover Glasgow venue, have taught me to stay accurate when speed matters.</w:t>
       </w:r>
     </w:p>
     <w:p>

--- a/applications/smaller_firms/letters/25_Will_McGowan_CoverLetter_VirtuFinancial.docx
+++ b/applications/smaller_firms/letters/25_Will_McGowan_CoverLetter_VirtuFinancial.docx
@@ -150,7 +150,7 @@
         <w:rPr>
           <w:b w:val="0"/>
         </w:rPr>
-        <w:t>I pair that instinct with quantitative work I can defend line by line. I built a Monte Carlo option pricer in which a geometric-Asian control variate cut the standard error of arithmetic-Asian estimates by 97% at 100,000 paths, and my dissertation forecasts European gas volatility with mixed-frequency (MIDAS) models, testing whether better forecasts improve a volatility-targeted TTF futures strategy. Proprietary trading appeals to me because the feedback is immediate and impartial: every decision is priced, and improving means learning faster than the market. Nearly two years of busy bar shifts alongside full-time study, and now running the drinks programme as Head Mixologist at a new 200-cover Glasgow venue, have taught me to stay accurate when speed matters.</w:t>
+        <w:t>I pair that instinct with quantitative work I can defend line by line. I built a Monte Carlo option pricer in which a geometric-Asian control variate cut the standard error of arithmetic-Asian estimates by 97% at 100,000 paths, and my dissertation tests whether sovereign oil hedges make petro-currencies' oil betas smaller, kinked or one-sided on OPEC announcement days, with a pre-registered test of whether what remains is tradable. Proprietary trading appeals to me because the feedback is immediate and impartial: every decision is priced, and improving means learning faster than the market. Nearly two years of busy bar shifts alongside full-time study, and now running the drinks programme as Head Mixologist at a new 200-cover Glasgow venue, have taught me to stay accurate when speed matters.</w:t>
       </w:r>
     </w:p>
     <w:p>
@@ -161,7 +161,7 @@
         <w:rPr>
           <w:b w:val="0"/>
         </w:rPr>
-        <w:t>Virtu stands out to me because its interns turn large data sets into trading models alongside senior traders and quants, through a curriculum and global training week designed to teach how market making really works. An internship from June to August 2027 would let me move straight from my degree into that work in Dublin, bringing the time-series and simulation skills from my dissertation and option pricer.</w:t>
+        <w:t>Virtu stands out to me because its interns turn large data sets into trading models alongside senior traders and quants, through a curriculum and global training week designed to teach how market making really works. An internship from June to August 2027 would let me move straight from my degree into that work in Dublin, bringing the econometric and simulation skills from my dissertation and option pricer.</w:t>
       </w:r>
     </w:p>
     <w:p>

--- a/applications/smaller_firms/letters/25_Will_McGowan_CoverLetter_VirtuFinancial.docx
+++ b/applications/smaller_firms/letters/25_Will_McGowan_CoverLetter_VirtuFinancial.docx
@@ -139,7 +139,7 @@
         <w:rPr>
           <w:b w:val="0"/>
         </w:rPr>
-        <w:t>Most of what I am proudest of comes down to good decisions made with incomplete information. My lifetime poker cash-game winnings of over £40,000 came from expected-value reasoning, disciplined bet sizing and a strict 50-buy-in bankroll rule. I also finished 14th at the Irish U19 Chess Championships in 2023 and won 21 of 22 games in a simultaneous exhibition against players with an average FIDE rating of 1860. As Vice-President and then President of the Strathclyde Poker Society, I ran weekly tournaments for around 60 players on a £600-per-semester budget, reconciling every buy-in and prize pool.</w:t>
+        <w:t>Most of what I am proudest of comes down to good decisions made with incomplete information. Playing 12 poker tables at once, I based every decision on expected value and set my stakes with the Kelly criterion, keeping at least 50 buy-ins because an edge estimated from my own results could be overstated. I also finished 14th at the Irish U19 Chess Championships in 2023 and won 21 of 22 games in a simultaneous exhibition against players with an average FIDE rating of 1860. As Vice-President and then President of the Strathclyde Poker Society, I ran weekly tournaments for around 60 players on a £600 budget per semester and taught new members to use the same method to work out how many buy-ins their own win rate, variance and risk tolerance call for.</w:t>
       </w:r>
     </w:p>
     <w:p>
